--- a/examples/tutorial/doc/07-mlp-with-augmentation.docx
+++ b/examples/tutorial/doc/07-mlp-with-augmentation.docx
@@ -1412,7 +1412,7 @@
         <w:rPr>
           <w:rStyle w:val="VerbatimChar"/>
         </w:rPr>
-        <w:t xml:space="preserve">## [1] 0.6191626 0.5922642 0.5642638 0.6341227 0.6769353</w:t>
+        <w:t xml:space="preserve">## [1] 0.6164797 0.5862531 0.5550346 0.6234672 0.6653808</w:t>
       </w:r>
       <w:r>
         <w:br/>
@@ -1439,7 +1439,7 @@
         <w:rPr>
           <w:rStyle w:val="VerbatimChar"/>
         </w:rPr>
-        <w:t xml:space="preserve">## [1] 1.498734</w:t>
+        <w:t xml:space="preserve">## [1] 1.496464</w:t>
       </w:r>
       <w:r>
         <w:br/>
@@ -1466,7 +1466,7 @@
         <w:rPr>
           <w:rStyle w:val="VerbatimChar"/>
         </w:rPr>
-        <w:t xml:space="preserve">## [1] 0.6053847</w:t>
+        <w:t xml:space="preserve">## [1] 0.5921635</w:t>
       </w:r>
       <w:r>
         <w:br/>
@@ -1493,7 +1493,7 @@
         <w:rPr>
           <w:rStyle w:val="VerbatimChar"/>
         </w:rPr>
-        <w:t xml:space="preserve">## [1] -4.228739</w:t>
+        <w:t xml:space="preserve">## [1] -4.114547</w:t>
       </w:r>
       <w:r>
         <w:br/>
@@ -1529,7 +1529,7 @@
         <w:rPr>
           <w:rStyle w:val="VerbatimChar"/>
         </w:rPr>
-        <w:t xml:space="preserve">## 1 0.6053847 1.498734 -4.228739</w:t>
+        <w:t xml:space="preserve">## 1 0.5921635 1.496464 -4.114547</w:t>
       </w:r>
     </w:p>
     <w:p>
@@ -1679,7 +1679,7 @@
         <w:rPr>
           <w:rStyle w:val="VerbatimChar"/>
         </w:rPr>
-        <w:t xml:space="preserve">## 1    1  0.41211849 0.6191626</w:t>
+        <w:t xml:space="preserve">## 1    1  0.41211849 0.6164797</w:t>
       </w:r>
       <w:r>
         <w:br/>
@@ -1688,7 +1688,7 @@
         <w:rPr>
           <w:rStyle w:val="VerbatimChar"/>
         </w:rPr>
-        <w:t xml:space="preserve">## 2    2  0.17388949 0.5922642</w:t>
+        <w:t xml:space="preserve">## 2    2  0.17388949 0.5862531</w:t>
       </w:r>
       <w:r>
         <w:br/>
@@ -1697,7 +1697,7 @@
         <w:rPr>
           <w:rStyle w:val="VerbatimChar"/>
         </w:rPr>
-        <w:t xml:space="preserve">## 3    3 -0.07515112 0.5642638</w:t>
+        <w:t xml:space="preserve">## 3    3 -0.07515112 0.5550346</w:t>
       </w:r>
       <w:r>
         <w:br/>
@@ -1706,7 +1706,7 @@
         <w:rPr>
           <w:rStyle w:val="VerbatimChar"/>
         </w:rPr>
-        <w:t xml:space="preserve">## 4    4 -0.31951919 0.6341227</w:t>
+        <w:t xml:space="preserve">## 4    4 -0.31951919 0.6234672</w:t>
       </w:r>
       <w:r>
         <w:br/>
@@ -1715,7 +1715,7 @@
         <w:rPr>
           <w:rStyle w:val="VerbatimChar"/>
         </w:rPr>
-        <w:t xml:space="preserve">## 5    5 -0.54402111 0.6769353</w:t>
+        <w:t xml:space="preserve">## 5    5 -0.54402111 0.6653808</w:t>
       </w:r>
     </w:p>
     <w:p>
@@ -2018,7 +2018,7 @@
               <a:graphicData uri="http://schemas.openxmlformats.org/drawingml/2006/picture">
                 <pic:pic>
                   <pic:nvPicPr>
-                    <pic:cNvPr descr="/home/gpca/tspredit/examples/tutorial/doc/07-mlp-with-augmentation_files/0c629beb1248a4653418336e9f415c18616c2187.png" id="11" name="Picture"/>
+                    <pic:cNvPr descr="C:\Git\cefet-rj-dal\tspredit\examples\tutorial\doc\07-mlp-with-augmentation_files/1a82e81ffbb3d2fe23215f93dae1f4492907e089.png" id="11" name="Picture"/>
                     <pic:cNvPicPr>
                       <a:picLocks noChangeArrowheads="1" noChangeAspect="1"/>
                     </pic:cNvPicPr>

--- a/examples/tutorial/doc/07-mlp-with-augmentation.docx
+++ b/examples/tutorial/doc/07-mlp-with-augmentation.docx
@@ -2018,7 +2018,7 @@
               <a:graphicData uri="http://schemas.openxmlformats.org/drawingml/2006/picture">
                 <pic:pic>
                   <pic:nvPicPr>
-                    <pic:cNvPr descr="C:\Git\cefet-rj-dal\tspredit\examples\tutorial\doc\07-mlp-with-augmentation_files/1a82e81ffbb3d2fe23215f93dae1f4492907e089.png" id="11" name="Picture"/>
+                    <pic:cNvPr descr="C:\Git\dal\tspredit\examples\tutorial\doc\07-mlp-with-augmentation_files/1a82e81ffbb3d2fe23215f93dae1f4492907e089.png" id="11" name="Picture"/>
                     <pic:cNvPicPr>
                       <a:picLocks noChangeArrowheads="1" noChangeAspect="1"/>
                     </pic:cNvPicPr>

--- a/examples/tutorial/doc/07-mlp-with-augmentation.docx
+++ b/examples/tutorial/doc/07-mlp-with-augmentation.docx
@@ -1412,7 +1412,7 @@
         <w:rPr>
           <w:rStyle w:val="VerbatimChar"/>
         </w:rPr>
-        <w:t xml:space="preserve">## [1] 0.6164797 0.5862531 0.5550346 0.6234672 0.6653808</w:t>
+        <w:t xml:space="preserve">## [1] 0.6191626 0.5922642 0.5642638 0.6341227 0.6769353</w:t>
       </w:r>
       <w:r>
         <w:br/>
@@ -1439,7 +1439,7 @@
         <w:rPr>
           <w:rStyle w:val="VerbatimChar"/>
         </w:rPr>
-        <w:t xml:space="preserve">## [1] 1.496464</w:t>
+        <w:t xml:space="preserve">## [1] 1.498734</w:t>
       </w:r>
       <w:r>
         <w:br/>
@@ -1466,7 +1466,7 @@
         <w:rPr>
           <w:rStyle w:val="VerbatimChar"/>
         </w:rPr>
-        <w:t xml:space="preserve">## [1] 0.5921635</w:t>
+        <w:t xml:space="preserve">## [1] 0.6053847</w:t>
       </w:r>
       <w:r>
         <w:br/>
@@ -1493,7 +1493,7 @@
         <w:rPr>
           <w:rStyle w:val="VerbatimChar"/>
         </w:rPr>
-        <w:t xml:space="preserve">## [1] -4.114547</w:t>
+        <w:t xml:space="preserve">## [1] -4.228739</w:t>
       </w:r>
       <w:r>
         <w:br/>
@@ -1529,7 +1529,7 @@
         <w:rPr>
           <w:rStyle w:val="VerbatimChar"/>
         </w:rPr>
-        <w:t xml:space="preserve">## 1 0.5921635 1.496464 -4.114547</w:t>
+        <w:t xml:space="preserve">## 1 0.6053847 1.498734 -4.228739</w:t>
       </w:r>
     </w:p>
     <w:p>
@@ -1679,7 +1679,7 @@
         <w:rPr>
           <w:rStyle w:val="VerbatimChar"/>
         </w:rPr>
-        <w:t xml:space="preserve">## 1    1  0.41211849 0.6164797</w:t>
+        <w:t xml:space="preserve">## 1    1  0.41211849 0.6191626</w:t>
       </w:r>
       <w:r>
         <w:br/>
@@ -1688,7 +1688,7 @@
         <w:rPr>
           <w:rStyle w:val="VerbatimChar"/>
         </w:rPr>
-        <w:t xml:space="preserve">## 2    2  0.17388949 0.5862531</w:t>
+        <w:t xml:space="preserve">## 2    2  0.17388949 0.5922642</w:t>
       </w:r>
       <w:r>
         <w:br/>
@@ -1697,7 +1697,7 @@
         <w:rPr>
           <w:rStyle w:val="VerbatimChar"/>
         </w:rPr>
-        <w:t xml:space="preserve">## 3    3 -0.07515112 0.5550346</w:t>
+        <w:t xml:space="preserve">## 3    3 -0.07515112 0.5642638</w:t>
       </w:r>
       <w:r>
         <w:br/>
@@ -1706,7 +1706,7 @@
         <w:rPr>
           <w:rStyle w:val="VerbatimChar"/>
         </w:rPr>
-        <w:t xml:space="preserve">## 4    4 -0.31951919 0.6234672</w:t>
+        <w:t xml:space="preserve">## 4    4 -0.31951919 0.6341227</w:t>
       </w:r>
       <w:r>
         <w:br/>
@@ -1715,7 +1715,7 @@
         <w:rPr>
           <w:rStyle w:val="VerbatimChar"/>
         </w:rPr>
-        <w:t xml:space="preserve">## 5    5 -0.54402111 0.6653808</w:t>
+        <w:t xml:space="preserve">## 5    5 -0.54402111 0.6769353</w:t>
       </w:r>
     </w:p>
     <w:p>
@@ -2018,7 +2018,7 @@
               <a:graphicData uri="http://schemas.openxmlformats.org/drawingml/2006/picture">
                 <pic:pic>
                   <pic:nvPicPr>
-                    <pic:cNvPr descr="C:\Git\dal\tspredit\examples\tutorial\doc\07-mlp-with-augmentation_files/1a82e81ffbb3d2fe23215f93dae1f4492907e089.png" id="11" name="Picture"/>
+                    <pic:cNvPr descr="/home/gpca/tspredit/examples/tutorial/doc/07-mlp-with-augmentation_files/0c629beb1248a4653418336e9f415c18616c2187.png" id="11" name="Picture"/>
                     <pic:cNvPicPr>
                       <a:picLocks noChangeArrowheads="1" noChangeAspect="1"/>
                     </pic:cNvPicPr>
